--- a/apps/legal-docs-blueprints/templates/inversiones/contrato_participacion_administracion_cartera/contrato_participacion_administracion_cartera.docx
+++ b/apps/legal-docs-blueprints/templates/inversiones/contrato_participacion_administracion_cartera/contrato_participacion_administracion_cartera.docx
@@ -227,7 +227,7 @@
       </w:r>
       <w:r>
         <w:rPr/>
-        <w:t xml:space="preserve">, conforme al nombramiento inscrito en el Registro Mercantil General de la República al número de Registro setecientos quince mil quinientos sesenta y dos (715562), Folio novecientos noventa y siete (997), Libro ochocientos veintidós (822) de Auxiliares de Comercio (en adelante </w:t>
+        <w:t xml:space="preserve">, conforme al nombramiento inscrito en el Registro Mercantil General de la República al número de Registro ochocientos sesenta mil ciento ochenta y siete (860187), Folio doscientos dos (202), Libro ochocientos sesenta y siete (867) de Auxiliares de Comercio (en adelante </w:t>
       </w:r>
       <w:r>
         <w:rPr>
